--- a/fuentes/12230000_CF01_CFA.docx
+++ b/fuentes/12230000_CF01_CFA.docx
@@ -205,7 +205,7 @@
               </wp:anchor>
             </w:drawing>
           </mc:Choice>
-          <mc:Fallback xmlns:w16sdtdh="http://schemas.microsoft.com/office/word/2020/wordml/sdtdatahash" xmlns:oel="http://schemas.microsoft.com/office/2019/extlst">
+          <mc:Fallback xmlns:oel="http://schemas.microsoft.com/office/2019/extlst" xmlns:w16sdtdh="http://schemas.microsoft.com/office/word/2020/wordml/sdtdatahash">
             <w:pict>
               <v:rect w14:anchorId="4C256C62" id="Rectángulo 3" o:spid="_x0000_s1026" alt="&quot;&quot;" style="position:absolute;margin-left:-55.95pt;margin-top:26.4pt;width:613.85pt;height:164.25pt;z-index:-251655168;visibility:visible;mso-wrap-style:square;mso-height-percent:0;mso-wrap-distance-left:9pt;mso-wrap-distance-top:0;mso-wrap-distance-right:9pt;mso-wrap-distance-bottom:0;mso-position-horizontal:absolute;mso-position-horizontal-relative:text;mso-position-vertical:absolute;mso-position-vertical-relative:text;mso-height-percent:0;mso-height-relative:margin;v-text-anchor:middle" o:gfxdata="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" fillcolor="#00314d" stroked="f" strokeweight="1pt"/>
             </w:pict>
@@ -441,7 +441,13 @@
         </w:rPr>
       </w:pPr>
       <w:r>
-        <w:t>Este componente aborda los fundamentos conceptuales y metodológicos de la gestión del desarrollo humano en las organizaciones. Desarrolla los procesos de Diagnóstico de Necesidades de Capacitación DNC), clasificación de competencias, estilos de aprendizaje y normativa de SST, avanzando hacia el diseño de planes de capacitación con metodologías activas, gamificación, presupuesto y cronograma.</w:t>
+        <w:t xml:space="preserve">Este componente aborda los fundamentos conceptuales y metodológicos de la gestión del desarrollo humano en las organizaciones. Desarrolla los procesos de Diagnóstico de Necesidades de Capacitación </w:t>
+      </w:r>
+      <w:r>
+        <w:t>(</w:t>
+      </w:r>
+      <w:r>
+        <w:t>DNC), clasificación de competencias, estilos de aprendizaje y normativa de SST, avanzando hacia el diseño de planes de capacitación con metodologías activas, gamificación, presupuesto y cronograma.</w:t>
       </w:r>
     </w:p>
     <w:p>
@@ -4176,7 +4182,19 @@
         <w:rPr>
           <w:lang w:val="es-419" w:eastAsia="es-CO"/>
         </w:rPr>
-        <w:t>Spencer y Spencer (1993) definieron la competencia como una característica subyacente en el individuo que está causalmente relacionada con un estándar de efectividad y/o una performance superior en un trabajo o situación. Esta definición permite distinguir entre las competencias que producen un desempeño meramente adecuado y las que generan desempeño superior y diferenciado.</w:t>
+        <w:t xml:space="preserve">Spencer y Spencer (1993) definieron la competencia como una característica subyacente en el individuo que está causalmente relacionada con un estándar de efectividad y/o una </w:t>
+      </w:r>
+      <w:r>
+        <w:rPr>
+          <w:rStyle w:val="Extranjerismo"/>
+        </w:rPr>
+        <w:t>performance</w:t>
+      </w:r>
+      <w:r>
+        <w:rPr>
+          <w:lang w:val="es-419" w:eastAsia="es-CO"/>
+        </w:rPr>
+        <w:t xml:space="preserve"> superior en un trabajo o situación. Esta definición permite distinguir entre las competencias que producen un desempeño meramente adecuado y las que generan desempeño superior y diferenciado.</w:t>
       </w:r>
     </w:p>
     <w:p>
@@ -7873,14 +7891,22 @@
         <w:rPr>
           <w:lang w:val="es-419" w:eastAsia="es-CO"/>
         </w:rPr>
-        <w:t xml:space="preserve">Formación diseñada para dispositivos móviles, que permite al colaborador aprender en cualquier momento y lugar a través de su smartphone o </w:t>
-      </w:r>
-      <w:r>
-        <w:rPr>
-          <w:rStyle w:val="Extranjerismo"/>
-        </w:rPr>
+        <w:t xml:space="preserve">Formación diseñada para dispositivos móviles, que permite al colaborador aprender en cualquier momento y lugar a través de su </w:t>
+      </w:r>
+      <w:r>
+        <w:t>smartphone</w:t>
+      </w:r>
+      <w:r>
+        <w:rPr>
+          <w:lang w:val="es-419" w:eastAsia="es-CO"/>
+        </w:rPr>
+        <w:t xml:space="preserve"> o </w:t>
+      </w:r>
+      <w:proofErr w:type="spellStart"/>
+      <w:r>
         <w:t>tablet</w:t>
       </w:r>
+      <w:proofErr w:type="spellEnd"/>
       <w:r>
         <w:rPr>
           <w:lang w:val="es-419" w:eastAsia="es-CO"/>
@@ -10455,7 +10481,13 @@
               <w:rPr>
                 <w:lang w:val="es-ES_tradnl"/>
               </w:rPr>
-              <w:t>Suscripción mensual a plataforma de e-learning.</w:t>
+              <w:t xml:space="preserve">Suscripción mensual a plataforma de </w:t>
+            </w:r>
+            <w:r>
+              <w:rPr>
+                <w:rStyle w:val="Extranjerismo"/>
+              </w:rPr>
+              <w:t>e-learning.</w:t>
             </w:r>
           </w:p>
         </w:tc>
@@ -13018,10 +13050,10 @@
         </w:rPr>
         <w:lastRenderedPageBreak/>
         <w:drawing>
-          <wp:inline distT="0" distB="0" distL="0" distR="0" wp14:anchorId="438EC645" wp14:editId="0D937D11">
+          <wp:inline distT="0" distB="0" distL="0" distR="0" wp14:anchorId="177CE0BB" wp14:editId="50EF2439">
             <wp:extent cx="6332220" cy="5252085"/>
             <wp:effectExtent l="0" t="0" r="0" b="5715"/>
-            <wp:docPr id="3" name="Gráfico 3" descr="En la síntesis se presenta un mapa conceptual que organiza los principales temas relacionados con la gestión del desarrollo del talento humano y la planificación de los procesos de capacitación en las organizaciones. Inicia con la identificación de necesidades, abordando la capacitación, el Diagnóstico de Necesidades de Capacitación (DNC), las competencias, el aprendizaje y la normativa de Seguridad y Salud en el Trabajo (SST). Posteriormente, integra la programación de actividades, que comprende las etapas del proceso de capacitación, las nuevas tendencias formativas, la comunicación, la gamificación y la didáctica. Finalmente, incorpora los elementos necesarios para estructurar el plan de capacitación, como la metodología, el presupuesto, el cronograma y los recursos, orientados al diseño e implementación de procesos formativos pertinentes y alineados con las necesidades organizacionales."/>
+            <wp:docPr id="4" name="Gráfico 4" descr="En la síntesis se presenta un mapa conceptual que organiza los principales temas relacionados con la gestión del desarrollo del talento humano y la planificación de los procesos de capacitación en las organizaciones. Inicia con la identificación de necesidades, abordando la capacitación, el Diagnóstico de Necesidades de Capacitación (DNC), las competencias, el aprendizaje y la normativa de Seguridad y Salud en el Trabajo (SST). Posteriormente, integra la programación de actividades, que comprende las etapas del proceso de capacitación, las nuevas tendencias formativas, la comunicación, la gamificación y la didáctica. Finalmente, incorpora los elementos necesarios para estructurar el plan de capacitación, como la metodología, el presupuesto, el cronograma y los recursos, orientados al diseño e implementación de procesos formativos pertinentes y alineados con las necesidades organizacionales."/>
             <wp:cNvGraphicFramePr>
               <a:graphicFrameLocks xmlns:a="http://schemas.openxmlformats.org/drawingml/2006/main" noChangeAspect="1"/>
             </wp:cNvGraphicFramePr>
@@ -13029,7 +13061,7 @@
               <a:graphicData uri="http://schemas.openxmlformats.org/drawingml/2006/picture">
                 <pic:pic xmlns:pic="http://schemas.openxmlformats.org/drawingml/2006/picture">
                   <pic:nvPicPr>
-                    <pic:cNvPr id="3" name="Gráfico 3" descr="En la síntesis se presenta un mapa conceptual que organiza los principales temas relacionados con la gestión del desarrollo del talento humano y la planificación de los procesos de capacitación en las organizaciones. Inicia con la identificación de necesidades, abordando la capacitación, el Diagnóstico de Necesidades de Capacitación (DNC), las competencias, el aprendizaje y la normativa de Seguridad y Salud en el Trabajo (SST). Posteriormente, integra la programación de actividades, que comprende las etapas del proceso de capacitación, las nuevas tendencias formativas, la comunicación, la gamificación y la didáctica. Finalmente, incorpora los elementos necesarios para estructurar el plan de capacitación, como la metodología, el presupuesto, el cronograma y los recursos, orientados al diseño e implementación de procesos formativos pertinentes y alineados con las necesidades organizacionales."/>
+                    <pic:cNvPr id="4" name="Gráfico 4" descr="En la síntesis se presenta un mapa conceptual que organiza los principales temas relacionados con la gestión del desarrollo del talento humano y la planificación de los procesos de capacitación en las organizaciones. Inicia con la identificación de necesidades, abordando la capacitación, el Diagnóstico de Necesidades de Capacitación (DNC), las competencias, el aprendizaje y la normativa de Seguridad y Salud en el Trabajo (SST). Posteriormente, integra la programación de actividades, que comprende las etapas del proceso de capacitación, las nuevas tendencias formativas, la comunicación, la gamificación y la didáctica. Finalmente, incorpora los elementos necesarios para estructurar el plan de capacitación, como la metodología, el presupuesto, el cronograma y los recursos, orientados al diseño e implementación de procesos formativos pertinentes y alineados con las necesidades organizacionales."/>
                     <pic:cNvPicPr/>
                   </pic:nvPicPr>
                   <pic:blipFill>
@@ -13059,6 +13091,15 @@
           </wp:inline>
         </w:drawing>
       </w:r>
+    </w:p>
+    <w:p>
+      <w:pPr>
+        <w:ind w:firstLine="0"/>
+        <w:rPr>
+          <w:noProof/>
+          <w:lang w:eastAsia="es-CO"/>
+        </w:rPr>
+      </w:pPr>
     </w:p>
     <w:p>
       <w:pPr>
@@ -21171,7 +21212,6 @@
   <w:style w:type="character" w:default="1" w:styleId="Fuentedeprrafopredeter">
     <w:name w:val="Default Paragraph Font"/>
     <w:uiPriority w:val="1"/>
-    <w:semiHidden/>
     <w:unhideWhenUsed/>
   </w:style>
   <w:style w:type="table" w:default="1" w:styleId="Tablanormal">
@@ -22548,21 +22588,6 @@
 </file>
 
 <file path=customXml/item2.xml><?xml version="1.0" encoding="utf-8"?>
-<b:Sources xmlns:b="http://schemas.openxmlformats.org/officeDocument/2006/bibliography" xmlns="http://schemas.openxmlformats.org/officeDocument/2006/bibliography" SelectedStyle="\APASixthEditionOfficeOnline.xsl" StyleName="APA" Version="6"/>
-</file>
-
-<file path=customXml/item3.xml><?xml version="1.0" encoding="utf-8"?>
-<p:properties xmlns:p="http://schemas.microsoft.com/office/2006/metadata/properties" xmlns:xsi="http://www.w3.org/2001/XMLSchema-instance" xmlns:pc="http://schemas.microsoft.com/office/infopath/2007/PartnerControls">
-  <documentManagement>
-    <TaxCatchAll xmlns="13c90a0b-73bc-4dc0-be5f-28d77b615beb" xsi:nil="true"/>
-    <lcf76f155ced4ddcb4097134ff3c332f xmlns="13c93bba-48ce-428c-bfe5-88b42c19b028">
-      <Terms xmlns="http://schemas.microsoft.com/office/infopath/2007/PartnerControls"/>
-    </lcf76f155ced4ddcb4097134ff3c332f>
-  </documentManagement>
-</p:properties>
-</file>
-
-<file path=customXml/item4.xml><?xml version="1.0" encoding="utf-8"?>
 <ct:contentTypeSchema xmlns:ct="http://schemas.microsoft.com/office/2006/metadata/contentType" xmlns:ma="http://schemas.microsoft.com/office/2006/metadata/properties/metaAttributes" ct:_="" ma:_="" ma:contentTypeName="Documento" ma:contentTypeID="0x0101006A81D6BD42E8DF4C91013959704817E1" ma:contentTypeVersion="15" ma:contentTypeDescription="Crear nuevo documento." ma:contentTypeScope="" ma:versionID="bf4f72ffd194f0963ff564daca6869f7">
   <xsd:schema xmlns:xsd="http://www.w3.org/2001/XMLSchema" xmlns:xs="http://www.w3.org/2001/XMLSchema" xmlns:p="http://schemas.microsoft.com/office/2006/metadata/properties" xmlns:ns2="13c90a0b-73bc-4dc0-be5f-28d77b615beb" xmlns:ns3="13c93bba-48ce-428c-bfe5-88b42c19b028" targetNamespace="http://schemas.microsoft.com/office/2006/metadata/properties" ma:root="true" ma:fieldsID="8718d6f4873a5b1392a45044efa78385" ns2:_="" ns3:_="">
     <xsd:import namespace="13c90a0b-73bc-4dc0-be5f-28d77b615beb"/>
@@ -22797,6 +22822,21 @@
 </ct:contentTypeSchema>
 </file>
 
+<file path=customXml/item3.xml><?xml version="1.0" encoding="utf-8"?>
+<p:properties xmlns:p="http://schemas.microsoft.com/office/2006/metadata/properties" xmlns:xsi="http://www.w3.org/2001/XMLSchema-instance" xmlns:pc="http://schemas.microsoft.com/office/infopath/2007/PartnerControls">
+  <documentManagement>
+    <TaxCatchAll xmlns="13c90a0b-73bc-4dc0-be5f-28d77b615beb" xsi:nil="true"/>
+    <lcf76f155ced4ddcb4097134ff3c332f xmlns="13c93bba-48ce-428c-bfe5-88b42c19b028">
+      <Terms xmlns="http://schemas.microsoft.com/office/infopath/2007/PartnerControls"/>
+    </lcf76f155ced4ddcb4097134ff3c332f>
+  </documentManagement>
+</p:properties>
+</file>
+
+<file path=customXml/item4.xml><?xml version="1.0" encoding="utf-8"?>
+<b:Sources xmlns:b="http://schemas.openxmlformats.org/officeDocument/2006/bibliography" xmlns="http://schemas.openxmlformats.org/officeDocument/2006/bibliography" SelectedStyle="\APASixthEditionOfficeOnline.xsl" StyleName="APA" Version="6"/>
+</file>
+
 <file path=customXml/itemProps1.xml><?xml version="1.0" encoding="utf-8"?>
 <ds:datastoreItem xmlns:ds="http://schemas.openxmlformats.org/officeDocument/2006/customXml" ds:itemID="{10663269-2064-4804-8290-36D4A57F5557}">
   <ds:schemaRefs>
@@ -22806,9 +22846,20 @@
 </file>
 
 <file path=customXml/itemProps2.xml><?xml version="1.0" encoding="utf-8"?>
-<ds:datastoreItem xmlns:ds="http://schemas.openxmlformats.org/officeDocument/2006/customXml" ds:itemID="{2D2B5832-E448-44FA-9BA7-4210E2303E31}">
+<ds:datastoreItem xmlns:ds="http://schemas.openxmlformats.org/officeDocument/2006/customXml" ds:itemID="{59065960-E0CA-4804-83B5-320CBCDCC160}">
   <ds:schemaRefs>
-    <ds:schemaRef ds:uri="http://schemas.openxmlformats.org/officeDocument/2006/bibliography"/>
+    <ds:schemaRef ds:uri="http://schemas.microsoft.com/office/2006/metadata/contentType"/>
+    <ds:schemaRef ds:uri="http://schemas.microsoft.com/office/2006/metadata/properties/metaAttributes"/>
+    <ds:schemaRef ds:uri="http://www.w3.org/2001/XMLSchema"/>
+    <ds:schemaRef ds:uri="http://schemas.microsoft.com/office/2006/metadata/properties"/>
+    <ds:schemaRef ds:uri="13c90a0b-73bc-4dc0-be5f-28d77b615beb"/>
+    <ds:schemaRef ds:uri="13c93bba-48ce-428c-bfe5-88b42c19b028"/>
+    <ds:schemaRef ds:uri="http://schemas.microsoft.com/office/2006/documentManagement/types"/>
+    <ds:schemaRef ds:uri="http://schemas.microsoft.com/office/infopath/2007/PartnerControls"/>
+    <ds:schemaRef ds:uri="http://schemas.openxmlformats.org/package/2006/metadata/core-properties"/>
+    <ds:schemaRef ds:uri="http://purl.org/dc/elements/1.1/"/>
+    <ds:schemaRef ds:uri="http://purl.org/dc/terms/"/>
+    <ds:schemaRef ds:uri="http://schemas.microsoft.com/internal/obd"/>
   </ds:schemaRefs>
 </ds:datastoreItem>
 </file>
@@ -22825,20 +22876,9 @@
 </file>
 
 <file path=customXml/itemProps4.xml><?xml version="1.0" encoding="utf-8"?>
-<ds:datastoreItem xmlns:ds="http://schemas.openxmlformats.org/officeDocument/2006/customXml" ds:itemID="{59065960-E0CA-4804-83B5-320CBCDCC160}">
+<ds:datastoreItem xmlns:ds="http://schemas.openxmlformats.org/officeDocument/2006/customXml" ds:itemID="{2D2B5832-E448-44FA-9BA7-4210E2303E31}">
   <ds:schemaRefs>
-    <ds:schemaRef ds:uri="http://schemas.microsoft.com/office/2006/metadata/contentType"/>
-    <ds:schemaRef ds:uri="http://schemas.microsoft.com/office/2006/metadata/properties/metaAttributes"/>
-    <ds:schemaRef ds:uri="http://www.w3.org/2001/XMLSchema"/>
-    <ds:schemaRef ds:uri="http://schemas.microsoft.com/office/2006/metadata/properties"/>
-    <ds:schemaRef ds:uri="13c90a0b-73bc-4dc0-be5f-28d77b615beb"/>
-    <ds:schemaRef ds:uri="13c93bba-48ce-428c-bfe5-88b42c19b028"/>
-    <ds:schemaRef ds:uri="http://schemas.microsoft.com/office/2006/documentManagement/types"/>
-    <ds:schemaRef ds:uri="http://schemas.microsoft.com/office/infopath/2007/PartnerControls"/>
-    <ds:schemaRef ds:uri="http://schemas.openxmlformats.org/package/2006/metadata/core-properties"/>
-    <ds:schemaRef ds:uri="http://purl.org/dc/elements/1.1/"/>
-    <ds:schemaRef ds:uri="http://purl.org/dc/terms/"/>
-    <ds:schemaRef ds:uri="http://schemas.microsoft.com/internal/obd"/>
+    <ds:schemaRef ds:uri="http://schemas.openxmlformats.org/officeDocument/2006/bibliography"/>
   </ds:schemaRefs>
 </ds:datastoreItem>
 </file>
--- a/fuentes/12230000_CF01_CFA.docx
+++ b/fuentes/12230000_CF01_CFA.docx
@@ -205,7 +205,7 @@
               </wp:anchor>
             </w:drawing>
           </mc:Choice>
-          <mc:Fallback xmlns:oel="http://schemas.microsoft.com/office/2019/extlst" xmlns:w16sdtdh="http://schemas.microsoft.com/office/word/2020/wordml/sdtdatahash">
+          <mc:Fallback xmlns:w16sdtdh="http://schemas.microsoft.com/office/word/2020/wordml/sdtdatahash" xmlns:oel="http://schemas.microsoft.com/office/2019/extlst">
             <w:pict>
               <v:rect w14:anchorId="4C256C62" id="Rectángulo 3" o:spid="_x0000_s1026" alt="&quot;&quot;" style="position:absolute;margin-left:-55.95pt;margin-top:26.4pt;width:613.85pt;height:164.25pt;z-index:-251655168;visibility:visible;mso-wrap-style:square;mso-height-percent:0;mso-wrap-distance-left:9pt;mso-wrap-distance-top:0;mso-wrap-distance-right:9pt;mso-wrap-distance-bottom:0;mso-position-horizontal:absolute;mso-position-horizontal-relative:text;mso-position-vertical:absolute;mso-position-vertical-relative:text;mso-height-percent:0;mso-height-relative:margin;v-text-anchor:middle" o:gfxdata="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" fillcolor="#00314d" stroked="f" strokeweight="1pt"/>
             </w:pict>
@@ -9527,7 +9527,7 @@
     </w:p>
     <w:p>
       <w:pPr>
-        <w:ind w:left="1416" w:firstLine="360"/>
+        <w:ind w:left="1416" w:firstLine="0"/>
         <w:rPr>
           <w:lang w:val="es-419" w:eastAsia="es-CO"/>
         </w:rPr>
@@ -21212,6 +21212,7 @@
   <w:style w:type="character" w:default="1" w:styleId="Fuentedeprrafopredeter">
     <w:name w:val="Default Paragraph Font"/>
     <w:uiPriority w:val="1"/>
+    <w:semiHidden/>
     <w:unhideWhenUsed/>
   </w:style>
   <w:style w:type="table" w:default="1" w:styleId="Tablanormal">
@@ -22588,6 +22589,21 @@
 </file>
 
 <file path=customXml/item2.xml><?xml version="1.0" encoding="utf-8"?>
+<b:Sources xmlns:b="http://schemas.openxmlformats.org/officeDocument/2006/bibliography" xmlns="http://schemas.openxmlformats.org/officeDocument/2006/bibliography" SelectedStyle="\APASixthEditionOfficeOnline.xsl" StyleName="APA" Version="6"/>
+</file>
+
+<file path=customXml/item3.xml><?xml version="1.0" encoding="utf-8"?>
+<p:properties xmlns:p="http://schemas.microsoft.com/office/2006/metadata/properties" xmlns:xsi="http://www.w3.org/2001/XMLSchema-instance" xmlns:pc="http://schemas.microsoft.com/office/infopath/2007/PartnerControls">
+  <documentManagement>
+    <TaxCatchAll xmlns="13c90a0b-73bc-4dc0-be5f-28d77b615beb" xsi:nil="true"/>
+    <lcf76f155ced4ddcb4097134ff3c332f xmlns="13c93bba-48ce-428c-bfe5-88b42c19b028">
+      <Terms xmlns="http://schemas.microsoft.com/office/infopath/2007/PartnerControls"/>
+    </lcf76f155ced4ddcb4097134ff3c332f>
+  </documentManagement>
+</p:properties>
+</file>
+
+<file path=customXml/item4.xml><?xml version="1.0" encoding="utf-8"?>
 <ct:contentTypeSchema xmlns:ct="http://schemas.microsoft.com/office/2006/metadata/contentType" xmlns:ma="http://schemas.microsoft.com/office/2006/metadata/properties/metaAttributes" ct:_="" ma:_="" ma:contentTypeName="Documento" ma:contentTypeID="0x0101006A81D6BD42E8DF4C91013959704817E1" ma:contentTypeVersion="15" ma:contentTypeDescription="Crear nuevo documento." ma:contentTypeScope="" ma:versionID="bf4f72ffd194f0963ff564daca6869f7">
   <xsd:schema xmlns:xsd="http://www.w3.org/2001/XMLSchema" xmlns:xs="http://www.w3.org/2001/XMLSchema" xmlns:p="http://schemas.microsoft.com/office/2006/metadata/properties" xmlns:ns2="13c90a0b-73bc-4dc0-be5f-28d77b615beb" xmlns:ns3="13c93bba-48ce-428c-bfe5-88b42c19b028" targetNamespace="http://schemas.microsoft.com/office/2006/metadata/properties" ma:root="true" ma:fieldsID="8718d6f4873a5b1392a45044efa78385" ns2:_="" ns3:_="">
     <xsd:import namespace="13c90a0b-73bc-4dc0-be5f-28d77b615beb"/>
@@ -22822,21 +22838,6 @@
 </ct:contentTypeSchema>
 </file>
 
-<file path=customXml/item3.xml><?xml version="1.0" encoding="utf-8"?>
-<p:properties xmlns:p="http://schemas.microsoft.com/office/2006/metadata/properties" xmlns:xsi="http://www.w3.org/2001/XMLSchema-instance" xmlns:pc="http://schemas.microsoft.com/office/infopath/2007/PartnerControls">
-  <documentManagement>
-    <TaxCatchAll xmlns="13c90a0b-73bc-4dc0-be5f-28d77b615beb" xsi:nil="true"/>
-    <lcf76f155ced4ddcb4097134ff3c332f xmlns="13c93bba-48ce-428c-bfe5-88b42c19b028">
-      <Terms xmlns="http://schemas.microsoft.com/office/infopath/2007/PartnerControls"/>
-    </lcf76f155ced4ddcb4097134ff3c332f>
-  </documentManagement>
-</p:properties>
-</file>
-
-<file path=customXml/item4.xml><?xml version="1.0" encoding="utf-8"?>
-<b:Sources xmlns:b="http://schemas.openxmlformats.org/officeDocument/2006/bibliography" xmlns="http://schemas.openxmlformats.org/officeDocument/2006/bibliography" SelectedStyle="\APASixthEditionOfficeOnline.xsl" StyleName="APA" Version="6"/>
-</file>
-
 <file path=customXml/itemProps1.xml><?xml version="1.0" encoding="utf-8"?>
 <ds:datastoreItem xmlns:ds="http://schemas.openxmlformats.org/officeDocument/2006/customXml" ds:itemID="{10663269-2064-4804-8290-36D4A57F5557}">
   <ds:schemaRefs>
@@ -22846,6 +22847,25 @@
 </file>
 
 <file path=customXml/itemProps2.xml><?xml version="1.0" encoding="utf-8"?>
+<ds:datastoreItem xmlns:ds="http://schemas.openxmlformats.org/officeDocument/2006/customXml" ds:itemID="{2D2B5832-E448-44FA-9BA7-4210E2303E31}">
+  <ds:schemaRefs>
+    <ds:schemaRef ds:uri="http://schemas.openxmlformats.org/officeDocument/2006/bibliography"/>
+  </ds:schemaRefs>
+</ds:datastoreItem>
+</file>
+
+<file path=customXml/itemProps3.xml><?xml version="1.0" encoding="utf-8"?>
+<ds:datastoreItem xmlns:ds="http://schemas.openxmlformats.org/officeDocument/2006/customXml" ds:itemID="{1279454D-02BE-4A9C-A117-DCD1573E2608}">
+  <ds:schemaRefs>
+    <ds:schemaRef ds:uri="http://schemas.microsoft.com/office/2006/metadata/properties"/>
+    <ds:schemaRef ds:uri="http://schemas.microsoft.com/office/infopath/2007/PartnerControls"/>
+    <ds:schemaRef ds:uri="13c90a0b-73bc-4dc0-be5f-28d77b615beb"/>
+    <ds:schemaRef ds:uri="13c93bba-48ce-428c-bfe5-88b42c19b028"/>
+  </ds:schemaRefs>
+</ds:datastoreItem>
+</file>
+
+<file path=customXml/itemProps4.xml><?xml version="1.0" encoding="utf-8"?>
 <ds:datastoreItem xmlns:ds="http://schemas.openxmlformats.org/officeDocument/2006/customXml" ds:itemID="{59065960-E0CA-4804-83B5-320CBCDCC160}">
   <ds:schemaRefs>
     <ds:schemaRef ds:uri="http://schemas.microsoft.com/office/2006/metadata/contentType"/>
@@ -22862,23 +22882,4 @@
     <ds:schemaRef ds:uri="http://schemas.microsoft.com/internal/obd"/>
   </ds:schemaRefs>
 </ds:datastoreItem>
-</file>
-
-<file path=customXml/itemProps3.xml><?xml version="1.0" encoding="utf-8"?>
-<ds:datastoreItem xmlns:ds="http://schemas.openxmlformats.org/officeDocument/2006/customXml" ds:itemID="{1279454D-02BE-4A9C-A117-DCD1573E2608}">
-  <ds:schemaRefs>
-    <ds:schemaRef ds:uri="http://schemas.microsoft.com/office/2006/metadata/properties"/>
-    <ds:schemaRef ds:uri="http://schemas.microsoft.com/office/infopath/2007/PartnerControls"/>
-    <ds:schemaRef ds:uri="13c90a0b-73bc-4dc0-be5f-28d77b615beb"/>
-    <ds:schemaRef ds:uri="13c93bba-48ce-428c-bfe5-88b42c19b028"/>
-  </ds:schemaRefs>
-</ds:datastoreItem>
-</file>
-
-<file path=customXml/itemProps4.xml><?xml version="1.0" encoding="utf-8"?>
-<ds:datastoreItem xmlns:ds="http://schemas.openxmlformats.org/officeDocument/2006/customXml" ds:itemID="{2D2B5832-E448-44FA-9BA7-4210E2303E31}">
-  <ds:schemaRefs>
-    <ds:schemaRef ds:uri="http://schemas.openxmlformats.org/officeDocument/2006/bibliography"/>
-  </ds:schemaRefs>
-</ds:datastoreItem>
 </file>